--- a/doc/CR_Litigation.docx
+++ b/doc/CR_Litigation.docx
@@ -40,14 +40,21 @@
           <w:b/>
           <w:sz w:val="48"/>
         </w:rPr>
-        <w:t>Colorado River C</w:t>
-      </w:r>
+        <w:t>Colorado River Crisis</w:t>
+      </w:r>
+    </w:p>
+    <w:p>
+      <w:pPr>
+        <w:pStyle w:val="Normal"/>
+        <w:jc w:val="center"/>
+        <w:rPr/>
+      </w:pPr>
       <w:r>
         <w:rPr>
           <w:b/>
           <w:sz w:val="48"/>
         </w:rPr>
-        <w:t>risis</w:t>
+        <w:t>Compact Litigation Issues</w:t>
       </w:r>
     </w:p>
     <w:p>
@@ -58,17 +65,9 @@
       </w:pPr>
       <w:r>
         <w:rPr>
-          <w:b/>
-          <w:sz w:val="48"/>
-        </w:rPr>
-        <w:t>C</w:t>
-      </w:r>
-      <w:r>
-        <w:rPr>
-          <w:b/>
-          <w:sz w:val="48"/>
-        </w:rPr>
-        <w:t>ompact Litigation Issues</w:t>
+          <w:sz w:val="28"/>
+        </w:rPr>
+        <w:t>Prepared by: Ed Millard</w:t>
       </w:r>
     </w:p>
     <w:p>
@@ -81,7 +80,7 @@
         <w:rPr>
           <w:sz w:val="28"/>
         </w:rPr>
-        <w:t>Prepared by: Ed Millard</w:t>
+        <w:t>Water Policy Advisor to Colorado Rep. Larry Don Suckla</w:t>
       </w:r>
     </w:p>
     <w:p>
@@ -94,32 +93,7 @@
         <w:rPr>
           <w:sz w:val="28"/>
         </w:rPr>
-        <w:t>Water Policy Advisor to Colorado Rep. Larry Don Suckla</w:t>
-      </w:r>
-    </w:p>
-    <w:p>
-      <w:pPr>
-        <w:pStyle w:val="Normal"/>
-        <w:jc w:val="center"/>
-        <w:rPr/>
-      </w:pPr>
-      <w:r>
-        <w:rPr>
-          <w:sz w:val="28"/>
-        </w:rPr>
-        <w:t xml:space="preserve">Date: March </w:t>
-      </w:r>
-      <w:r>
-        <w:rPr>
-          <w:sz w:val="28"/>
-        </w:rPr>
-        <w:t>7</w:t>
-      </w:r>
-      <w:r>
-        <w:rPr>
-          <w:sz w:val="28"/>
-        </w:rPr>
-        <w:t>, 2026</w:t>
+        <w:t>Date: March 7, 2026</w:t>
       </w:r>
     </w:p>
     <w:p>
@@ -2176,7 +2150,7 @@
             <v:imagedata r:id="rId9" o:title=""/>
             <w10:wrap type="square"/>
           </v:shape>
-          <o:OLEObject Type="Embed" ProgID="Excel.Sheet.12" ShapeID="ole_rId8" DrawAspect="Content" ObjectID="_140985763" r:id="rId8"/>
+          <o:OLEObject Type="Embed" ProgID="Excel.Sheet.12" ShapeID="ole_rId8" DrawAspect="Content" ObjectID="_2025517838" r:id="rId8"/>
         </w:object>
       </w:r>
     </w:p>
@@ -2491,6 +2465,12 @@
       <w:r>
         <w:rPr/>
         <w:t>Arizona documented their position, the basis for litigation threats in 2007 in this paper and kind of what we got in the 2007 guidelines so its the status quo:</w:t>
+      </w:r>
+      <w:r>
+        <w:rPr>
+          <w:rStyle w:val="EndnoteAnchor"/>
+        </w:rPr>
+        <w:endnoteReference w:id="2"/>
       </w:r>
     </w:p>
     <w:p>
@@ -3391,7 +3371,102 @@
           <w:b/>
           <w:bCs/>
         </w:rPr>
-        <w:t>It is a near certainty that Loer Basin, especially Arizona’s, taking delivery of water from reservoirs in the 90’s, and probably continuing today, for long term storage in its aquifers and contributing to the current crisis in Lake Powell is a direct and unambiguous violation of Article III(e).</w:t>
+        <w:t xml:space="preserve">It is a near certainty that Loer Basin, especially Arizona’s, taking delivery of water from reservoirs in the 90’s, and probably continuing today, for long term storage in its aquifers and contributing to the current crisis in Lake Powell is a direct and unambiguous violation of Article III(e). </w:t>
+      </w:r>
+      <w:r>
+        <w:rPr>
+          <w:b/>
+          <w:bCs/>
+        </w:rPr>
+        <w:t>The recent State of Colorado EIS Letter:</w:t>
+      </w:r>
+      <w:r>
+        <w:rPr>
+          <w:rStyle w:val="EndnoteAnchor"/>
+          <w:b/>
+          <w:bCs/>
+        </w:rPr>
+        <w:endnoteReference w:id="3"/>
+      </w:r>
+    </w:p>
+    <w:p>
+      <w:pPr>
+        <w:pStyle w:val="Normal"/>
+        <w:rPr>
+          <w:b/>
+          <w:b/>
+          <w:bCs/>
+        </w:rPr>
+      </w:pPr>
+      <w:r>
+        <w:rPr/>
+      </w:r>
+    </w:p>
+    <w:p>
+      <w:pPr>
+        <w:pStyle w:val="Normal"/>
+        <w:ind w:left="720" w:hanging="0"/>
+        <w:rPr>
+          <w:i/>
+          <w:i/>
+          <w:iCs/>
+        </w:rPr>
+      </w:pPr>
+      <w:r>
+        <w:rPr>
+          <w:i/>
+          <w:iCs/>
+        </w:rPr>
+        <w:t>Underground water storage in Arizona is another critical component of available water supply in the Lower Basin that is disregarded in the DEIS. The most recent Arizona Department of Water Resources data available through 2022 indicates that Arizona’s five original aquifer management areas hold a net total management balance of 12.24 maf of Colorado River water available for recovery in the subsurface.⁴⁷</w:t>
+      </w:r>
+    </w:p>
+    <w:p>
+      <w:pPr>
+        <w:pStyle w:val="Normal"/>
+        <w:ind w:left="720" w:hanging="0"/>
+        <w:rPr>
+          <w:i/>
+          <w:i/>
+          <w:iCs/>
+        </w:rPr>
+      </w:pPr>
+      <w:r>
+        <w:rPr>
+          <w:i/>
+          <w:iCs/>
+        </w:rPr>
+        <w:t>Furthermore, the updated CU&amp;L data Reclamation released does not account for the water delivered by the Central Arizona Project (“CAP”) to underground storage that is not consumed in the current year. Colorado estimates that CAP has directly delivered approximately 3.3 maf between 2006–2022 to underground recharge that does not appear in Reclamation’s accounting. This obscures the timing and potential magnitude of depletions to the Colorado River System by deferring accounting for consumptive use until stored groundwater is withdrawn. Such withdrawals could occur decades later, if at all. Colorado reiterates the UCRCC’s request that Reclamation correct this flaw in the CU&amp;L methodology.⁴⁸</w:t>
+      </w:r>
+    </w:p>
+    <w:p>
+      <w:pPr>
+        <w:pStyle w:val="Normal"/>
+        <w:ind w:left="720" w:hanging="0"/>
+        <w:rPr>
+          <w:i/>
+          <w:i/>
+          <w:iCs/>
+        </w:rPr>
+      </w:pPr>
+      <w:r>
+        <w:rPr>
+          <w:i/>
+          <w:iCs/>
+        </w:rPr>
+        <w:t>Moreover, this water was withdrawn from the Colorado River mainstream, is a part of the Colorado River System, is stored in the Lower Basin, and is intended to supply Lower Basin users. In fact, it appears Arizona’s underground storage of Colorado River water as of 2022 holds more than one-and-a-half times the current contents in Lake Mead as of 2026.⁴⁹ Any FEIS that fails to consider stored Colorado River water in the Lower Basin aquifer system creates a significant discrepancy in Reclamation’s analysis.</w:t>
+      </w:r>
+    </w:p>
+    <w:p>
+      <w:pPr>
+        <w:pStyle w:val="Normal"/>
+        <w:rPr>
+          <w:b/>
+          <w:b/>
+          <w:bCs/>
+        </w:rPr>
+      </w:pPr>
+      <w:r>
+        <w:rPr/>
       </w:r>
     </w:p>
     <w:p>
@@ -4041,33 +4116,6 @@
     <w:p>
       <w:pPr>
         <w:pStyle w:val="Normal"/>
-        <w:rPr>
-          <w:rFonts w:ascii="Liberation Sans" w:hAnsi="Liberation Sans"/>
-        </w:rPr>
-      </w:pPr>
-      <w:r>
-        <w:rPr>
-          <w:rFonts w:ascii="Liberation Sans" w:hAnsi="Liberation Sans"/>
-        </w:rPr>
-      </w:r>
-    </w:p>
-    <w:p>
-      <w:pPr>
-        <w:pStyle w:val="Normal"/>
-        <w:spacing w:before="0" w:after="0"/>
-        <w:rPr>
-          <w:rFonts w:ascii="Liberation Sans" w:hAnsi="Liberation Sans"/>
-        </w:rPr>
-      </w:pPr>
-      <w:r>
-        <w:rPr>
-          <w:rFonts w:ascii="Liberation Sans" w:hAnsi="Liberation Sans"/>
-        </w:rPr>
-      </w:r>
-    </w:p>
-    <w:p>
-      <w:pPr>
-        <w:pStyle w:val="Heading1"/>
         <w:rPr>
           <w:rFonts w:ascii="Liberation Sans" w:hAnsi="Liberation Sans"/>
         </w:rPr>
@@ -4570,6 +4618,47 @@
     </w:p>
     <w:p>
       <w:pPr>
+        <w:pStyle w:val="TextBody"/>
+        <w:spacing w:before="0" w:after="0"/>
+        <w:rPr>
+          <w:rFonts w:ascii="Liberation Sans" w:hAnsi="Liberation Sans"/>
+          <w:color w:val="000000"/>
+          <w:shd w:fill="auto" w:val="clear"/>
+        </w:rPr>
+      </w:pPr>
+      <w:r>
+        <w:rPr/>
+      </w:r>
+    </w:p>
+    <w:p>
+      <w:pPr>
+        <w:pStyle w:val="TextBody"/>
+        <w:spacing w:before="0" w:after="0"/>
+        <w:rPr>
+          <w:rFonts w:ascii="Liberation Sans" w:hAnsi="Liberation Sans"/>
+          <w:color w:val="000000"/>
+          <w:shd w:fill="auto" w:val="clear"/>
+        </w:rPr>
+      </w:pPr>
+      <w:r>
+        <w:rPr/>
+      </w:r>
+      <w:r>
+        <w:br w:type="page"/>
+      </w:r>
+    </w:p>
+    <w:p>
+      <w:pPr>
+        <w:pStyle w:val="TextBody"/>
+        <w:spacing w:before="0" w:after="0"/>
+        <w:rPr/>
+      </w:pPr>
+      <w:r>
+        <w:rPr/>
+      </w:r>
+    </w:p>
+    <w:p>
+      <w:pPr>
         <w:pStyle w:val="Normal"/>
         <w:spacing w:before="0" w:after="200"/>
         <w:rPr/>
@@ -4580,6 +4669,9 @@
     </w:p>
     <w:sectPr>
       <w:footerReference w:type="default" r:id="rId12"/>
+      <w:endnotePr>
+        <w:numFmt w:val="lowerRoman"/>
+      </w:endnotePr>
       <w:type w:val="nextPage"/>
       <w:pgSz w:w="12240" w:h="15840"/>
       <w:pgMar w:left="1440" w:right="1440" w:gutter="0" w:header="0" w:top="1440" w:footer="1440" w:bottom="1999"/>
@@ -4590,6 +4682,121 @@
     </w:sectPr>
   </w:body>
 </w:document>
+</file>
+
+<file path=word/endnotes.xml><?xml version="1.0" encoding="utf-8"?>
+<w:endnotes xmlns:o="urn:schemas-microsoft-com:office:office" xmlns:r="http://schemas.openxmlformats.org/officeDocument/2006/relationships" xmlns:v="urn:schemas-microsoft-com:vml" xmlns:w="http://schemas.openxmlformats.org/wordprocessingml/2006/main" xmlns:w10="urn:schemas-microsoft-com:office:word" xmlns:wp="http://schemas.openxmlformats.org/drawingml/2006/wordprocessingDrawing" xmlns:wps="http://schemas.microsoft.com/office/word/2010/wordprocessingShape" xmlns:wpg="http://schemas.microsoft.com/office/word/2010/wordprocessingGroup" xmlns:mc="http://schemas.openxmlformats.org/markup-compatibility/2006" xmlns:wp14="http://schemas.microsoft.com/office/word/2010/wordprocessingDrawing" xmlns:w14="http://schemas.microsoft.com/office/word/2010/wordml" xmlns:w15="http://schemas.microsoft.com/office/word/2012/wordml" mc:Ignorable="w14 wp14 w15">
+  <w:endnote w:id="0" w:type="separator">
+    <w:p>
+      <w:r>
+        <w:separator/>
+      </w:r>
+    </w:p>
+  </w:endnote>
+  <w:endnote w:id="1" w:type="continuationSeparator">
+    <w:p>
+      <w:r>
+        <w:continuationSeparator/>
+      </w:r>
+    </w:p>
+  </w:endnote>
+  <w:endnote w:id="2">
+    <w:p>
+      <w:pPr>
+        <w:pStyle w:val="Normal"/>
+        <w:spacing w:before="0" w:after="0"/>
+        <w:rPr/>
+      </w:pPr>
+      <w:r>
+        <w:rPr>
+          <w:rStyle w:val="EndnoteCharacters"/>
+        </w:rPr>
+        <w:endnoteRef/>
+      </w:r>
+      <w:r>
+        <w:rPr>
+          <w:rFonts w:ascii="sans-serif" w:hAnsi="sans-serif"/>
+          <w:color w:val="000000"/>
+          <w:shd w:fill="auto" w:val="clear"/>
+        </w:rPr>
+        <w:t xml:space="preserve">Schiffer, W. Patrick, Herbert R. Guenther, and Thomas G. Carr. "From a Colorado River Compact Challenge to the Next Era of Cooperation Among Seven Basin States." Arizona Law Review 49, no. 2 (2007): 217–?. </w:t>
+      </w:r>
+      <w:hyperlink r:id="rId1" w:tgtFrame="_blank">
+        <w:r>
+          <w:rPr>
+            <w:rStyle w:val="InternetLink"/>
+            <w:rFonts w:ascii="sans-serif" w:hAnsi="sans-serif"/>
+            <w:color w:val="000000"/>
+            <w:shd w:fill="auto" w:val="clear"/>
+          </w:rPr>
+          <w:t>https://arizonalawreview.org/schiffer-guenther/</w:t>
+        </w:r>
+      </w:hyperlink>
+      <w:r>
+        <w:rPr>
+          <w:rFonts w:ascii="sans-serif" w:hAnsi="sans-serif"/>
+          <w:color w:val="000000"/>
+          <w:shd w:fill="auto" w:val="clear"/>
+        </w:rPr>
+        <w:t>.</w:t>
+      </w:r>
+    </w:p>
+  </w:endnote>
+  <w:endnote w:id="3">
+    <w:p>
+      <w:pPr>
+        <w:pStyle w:val="Normal"/>
+        <w:spacing w:before="0" w:after="0"/>
+        <w:rPr/>
+      </w:pPr>
+      <w:r>
+        <w:rPr>
+          <w:rStyle w:val="EndnoteCharacters"/>
+        </w:rPr>
+        <w:endnoteRef/>
+      </w:r>
+      <w:r>
+        <w:rPr>
+          <w:rFonts w:ascii="sans-serif" w:hAnsi="sans-serif"/>
+          <w:color w:val="000000"/>
+          <w:shd w:fill="auto" w:val="clear"/>
+        </w:rPr>
+        <w:t xml:space="preserve">State of Colorado, Upper Colorado River Commissioner, Department of Natural Resources, Comments on the Draft Environmental Impact Statement for Post-2026 Operational Guidelines and Strategies for Lake Powell and Lake Mead (Bureau of Reclamation, January 2026), </w:t>
+      </w:r>
+      <w:hyperlink r:id="rId2" w:tgtFrame="_blank">
+        <w:r>
+          <w:rPr>
+            <w:rStyle w:val="InternetLink"/>
+            <w:rFonts w:ascii="sans-serif" w:hAnsi="sans-serif"/>
+            <w:color w:val="000000"/>
+            <w:shd w:fill="auto" w:val="clear"/>
+          </w:rPr>
+          <w:t>https://coloradoriver.com/wp-content/uploads/2026/03/Colorado-EIS-comments.pdf</w:t>
+        </w:r>
+      </w:hyperlink>
+      <w:r>
+        <w:rPr>
+          <w:rFonts w:ascii="sans-serif" w:hAnsi="sans-serif"/>
+          <w:color w:val="000000"/>
+          <w:shd w:fill="auto" w:val="clear"/>
+        </w:rPr>
+        <w:t>.</w:t>
+      </w:r>
+    </w:p>
+    <w:p>
+      <w:pPr>
+        <w:pStyle w:val="Endnote"/>
+        <w:suppressLineNumbers/>
+        <w:spacing w:before="0" w:after="200"/>
+        <w:ind w:left="340" w:hanging="340"/>
+        <w:rPr/>
+      </w:pPr>
+      <w:r>
+        <w:rPr/>
+      </w:r>
+    </w:p>
+  </w:endnote>
+</w:endnotes>
 </file>
 
 <file path=word/footer1.xml><?xml version="1.0" encoding="utf-8"?>
@@ -4614,7 +4821,7 @@
     </w:r>
     <w:r>
       <w:rPr/>
-      <w:t>27</w:t>
+      <w:t>28</w:t>
     </w:r>
     <w:r>
       <w:rPr/>
@@ -7484,6 +7691,28 @@
       <w:rFonts w:ascii="OpenSymbol" w:hAnsi="OpenSymbol" w:eastAsia="OpenSymbol" w:cs="OpenSymbol"/>
     </w:rPr>
   </w:style>
+  <w:style w:type="character" w:styleId="EndnoteCharacters">
+    <w:name w:val="Endnote Characters"/>
+    <w:qFormat/>
+    <w:rPr/>
+  </w:style>
+  <w:style w:type="character" w:styleId="EndnoteAnchor">
+    <w:name w:val="Endnote Anchor"/>
+    <w:rPr>
+      <w:vertAlign w:val="superscript"/>
+    </w:rPr>
+  </w:style>
+  <w:style w:type="character" w:styleId="FootnoteAnchor">
+    <w:name w:val="Footnote Anchor"/>
+    <w:rPr>
+      <w:vertAlign w:val="superscript"/>
+    </w:rPr>
+  </w:style>
+  <w:style w:type="character" w:styleId="FootnoteCharacters">
+    <w:name w:val="Footnote Characters"/>
+    <w:qFormat/>
+    <w:rPr/>
+  </w:style>
   <w:style w:type="paragraph" w:styleId="Heading">
     <w:name w:val="Heading"/>
     <w:basedOn w:val="Normal"/>
@@ -8013,6 +8242,18 @@
     </w:pPr>
     <w:rPr/>
   </w:style>
+  <w:style w:type="paragraph" w:styleId="Endnote">
+    <w:name w:val="Endnote Text"/>
+    <w:basedOn w:val="Normal"/>
+    <w:pPr>
+      <w:suppressLineNumbers/>
+      <w:ind w:left="340" w:hanging="340"/>
+    </w:pPr>
+    <w:rPr>
+      <w:sz w:val="20"/>
+      <w:szCs w:val="20"/>
+    </w:rPr>
+  </w:style>
   <w:style w:type="numbering" w:styleId="NoList" w:default="1">
     <w:name w:val="No List"/>
     <w:uiPriority w:val="99"/>
